--- a/paperwork/templates/WS1_topic_notes_zh.docx
+++ b/paperwork/templates/WS1_topic_notes_zh.docx
@@ -278,7 +278,7 @@
         <w:rPr>
           <w:lang w:eastAsia="zh-TW"/>
         </w:rPr>
-        <w:t>；本課以完全水解的簡化模型，表示</w:t>
+        <w:t>。</w:t>
       </w:r>
       <w:r>
         <w:rPr>
@@ -286,13 +286,11 @@
           <w:color w:val="B7312C"/>
           <w:lang w:eastAsia="zh-TW"/>
         </w:rPr>
-        <w:t>甘油三酯</w:t>
       </w:r>
       <w:r>
         <w:rPr>
           <w:lang w:eastAsia="zh-TW"/>
         </w:rPr>
-        <w:t>分解為</w:t>
       </w:r>
       <w:r>
         <w:rPr>
@@ -300,13 +298,11 @@
           <w:color w:val="B7312C"/>
           <w:lang w:eastAsia="zh-TW"/>
         </w:rPr>
-        <w:t>甘油</w:t>
       </w:r>
       <w:r>
         <w:rPr>
           <w:lang w:eastAsia="zh-TW"/>
         </w:rPr>
-        <w:t>與</w:t>
       </w:r>
       <w:r>
         <w:rPr>
@@ -314,13 +310,11 @@
           <w:color w:val="B7312C"/>
           <w:lang w:eastAsia="zh-TW"/>
         </w:rPr>
-        <w:t>脂肪酸</w:t>
       </w:r>
       <w:r>
         <w:rPr>
           <w:lang w:eastAsia="zh-TW"/>
         </w:rPr>
-        <w:t>，以助吸收。</w:t>
       </w:r>
       <w:r>
         <w:rPr>
